--- a/apertura_app/templates/pf/11-Declaración de actuación PF.docx
+++ b/apertura_app/templates/pf/11-Declaración de actuación PF.docx
@@ -609,7 +609,12 @@
       </w:r>
     </w:p>
     <w:sectPr>
-      <w:headerReference w:type="default" r:id="rId7"/>
+      <w:headerReference w:type="even" r:id="rId7"/>
+      <w:headerReference w:type="default" r:id="rId8"/>
+      <w:footerReference w:type="even" r:id="rId9"/>
+      <w:footerReference w:type="default" r:id="rId10"/>
+      <w:headerReference w:type="first" r:id="rId11"/>
+      <w:footerReference w:type="first" r:id="rId12"/>
       <w:pgSz w:w="12240" w:h="15840"/>
       <w:pgMar w:top="1417" w:right="1701" w:bottom="1417" w:left="1701" w:header="709" w:footer="709" w:gutter="0"/>
       <w:cols w:space="708"/>
@@ -644,6 +649,36 @@
 </w:endnotes>
 </file>
 
+<file path=word/footer1.xml><?xml version="1.0" encoding="utf-8"?>
+<w:ftr xmlns:wpc="http://schemas.microsoft.com/office/word/2010/wordprocessingCanvas" xmlns:cx="http://schemas.microsoft.com/office/drawing/2014/chartex" xmlns:cx1="http://schemas.microsoft.com/office/drawing/2015/9/8/chartex" xmlns:cx2="http://schemas.microsoft.com/office/drawing/2015/10/21/chartex" xmlns:cx3="http://schemas.microsoft.com/office/drawing/2016/5/9/chartex" xmlns:cx4="http://schemas.microsoft.com/office/drawing/2016/5/10/chartex" xmlns:cx5="http://schemas.microsoft.com/office/drawing/2016/5/11/chartex" xmlns:cx6="http://schemas.microsoft.com/office/drawing/2016/5/12/chartex" xmlns:cx7="http://schemas.microsoft.com/office/drawing/2016/5/13/chartex" xmlns:cx8="http://schemas.microsoft.com/office/drawing/2016/5/14/chartex" xmlns:mc="http://schemas.openxmlformats.org/markup-compatibility/2006" xmlns:aink="http://schemas.microsoft.com/office/drawing/2016/ink" xmlns:am3d="http://schemas.microsoft.com/office/drawing/2017/model3d" xmlns:o="urn:schemas-microsoft-com:office:office" xmlns:oel="http://schemas.microsoft.com/office/2019/extlst" xmlns:r="http://schemas.openxmlformats.org/officeDocument/2006/relationships" xmlns:m="http://schemas.openxmlformats.org/officeDocument/2006/math" xmlns:v="urn:schemas-microsoft-com:vml" xmlns:wp14="http://schemas.microsoft.com/office/word/2010/wordprocessingDrawing" xmlns:wp="http://schemas.openxmlformats.org/drawingml/2006/wordprocessingDrawing" xmlns:w10="urn:schemas-microsoft-com:office:word" xmlns:w="http://schemas.openxmlformats.org/wordprocessingml/2006/main" xmlns:w14="http://schemas.microsoft.com/office/word/2010/wordml" xmlns:w15="http://schemas.microsoft.com/office/word/2012/wordml" xmlns:w16cex="http://schemas.microsoft.com/office/word/2018/wordml/cex" xmlns:w16cid="http://schemas.microsoft.com/office/word/2016/wordml/cid" xmlns:w16="http://schemas.microsoft.com/office/word/2018/wordml" xmlns:w16du="http://schemas.microsoft.com/office/word/2023/wordml/word16du" xmlns:w16sdtdh="http://schemas.microsoft.com/office/word/2020/wordml/sdtdatahash" xmlns:w16sdtfl="http://schemas.microsoft.com/office/word/2024/wordml/sdtformatlock" xmlns:w16se="http://schemas.microsoft.com/office/word/2015/wordml/symex" xmlns:wpg="http://schemas.microsoft.com/office/word/2010/wordprocessingGroup" xmlns:wpi="http://schemas.microsoft.com/office/word/2010/wordprocessingInk" xmlns:wne="http://schemas.microsoft.com/office/word/2006/wordml" xmlns:wps="http://schemas.microsoft.com/office/word/2010/wordprocessingShape" mc:Ignorable="w14 w15 w16se w16cid w16 w16cex w16sdtdh w16sdtfl w16du wp14">
+  <w:p>
+    <w:pPr>
+      <w:pStyle w:val="Piedepgina"/>
+    </w:pPr>
+  </w:p>
+</w:ftr>
+</file>
+
+<file path=word/footer2.xml><?xml version="1.0" encoding="utf-8"?>
+<w:ftr xmlns:wpc="http://schemas.microsoft.com/office/word/2010/wordprocessingCanvas" xmlns:cx="http://schemas.microsoft.com/office/drawing/2014/chartex" xmlns:cx1="http://schemas.microsoft.com/office/drawing/2015/9/8/chartex" xmlns:cx2="http://schemas.microsoft.com/office/drawing/2015/10/21/chartex" xmlns:cx3="http://schemas.microsoft.com/office/drawing/2016/5/9/chartex" xmlns:cx4="http://schemas.microsoft.com/office/drawing/2016/5/10/chartex" xmlns:cx5="http://schemas.microsoft.com/office/drawing/2016/5/11/chartex" xmlns:cx6="http://schemas.microsoft.com/office/drawing/2016/5/12/chartex" xmlns:cx7="http://schemas.microsoft.com/office/drawing/2016/5/13/chartex" xmlns:cx8="http://schemas.microsoft.com/office/drawing/2016/5/14/chartex" xmlns:mc="http://schemas.openxmlformats.org/markup-compatibility/2006" xmlns:aink="http://schemas.microsoft.com/office/drawing/2016/ink" xmlns:am3d="http://schemas.microsoft.com/office/drawing/2017/model3d" xmlns:o="urn:schemas-microsoft-com:office:office" xmlns:oel="http://schemas.microsoft.com/office/2019/extlst" xmlns:r="http://schemas.openxmlformats.org/officeDocument/2006/relationships" xmlns:m="http://schemas.openxmlformats.org/officeDocument/2006/math" xmlns:v="urn:schemas-microsoft-com:vml" xmlns:wp14="http://schemas.microsoft.com/office/word/2010/wordprocessingDrawing" xmlns:wp="http://schemas.openxmlformats.org/drawingml/2006/wordprocessingDrawing" xmlns:w10="urn:schemas-microsoft-com:office:word" xmlns:w="http://schemas.openxmlformats.org/wordprocessingml/2006/main" xmlns:w14="http://schemas.microsoft.com/office/word/2010/wordml" xmlns:w15="http://schemas.microsoft.com/office/word/2012/wordml" xmlns:w16cex="http://schemas.microsoft.com/office/word/2018/wordml/cex" xmlns:w16cid="http://schemas.microsoft.com/office/word/2016/wordml/cid" xmlns:w16="http://schemas.microsoft.com/office/word/2018/wordml" xmlns:w16du="http://schemas.microsoft.com/office/word/2023/wordml/word16du" xmlns:w16sdtdh="http://schemas.microsoft.com/office/word/2020/wordml/sdtdatahash" xmlns:w16sdtfl="http://schemas.microsoft.com/office/word/2024/wordml/sdtformatlock" xmlns:w16se="http://schemas.microsoft.com/office/word/2015/wordml/symex" xmlns:wpg="http://schemas.microsoft.com/office/word/2010/wordprocessingGroup" xmlns:wpi="http://schemas.microsoft.com/office/word/2010/wordprocessingInk" xmlns:wne="http://schemas.microsoft.com/office/word/2006/wordml" xmlns:wps="http://schemas.microsoft.com/office/word/2010/wordprocessingShape" mc:Ignorable="w14 w15 w16se w16cid w16 w16cex w16sdtdh w16sdtfl w16du wp14">
+  <w:p>
+    <w:pPr>
+      <w:pStyle w:val="Piedepgina"/>
+    </w:pPr>
+  </w:p>
+</w:ftr>
+</file>
+
+<file path=word/footer3.xml><?xml version="1.0" encoding="utf-8"?>
+<w:ftr xmlns:wpc="http://schemas.microsoft.com/office/word/2010/wordprocessingCanvas" xmlns:cx="http://schemas.microsoft.com/office/drawing/2014/chartex" xmlns:cx1="http://schemas.microsoft.com/office/drawing/2015/9/8/chartex" xmlns:cx2="http://schemas.microsoft.com/office/drawing/2015/10/21/chartex" xmlns:cx3="http://schemas.microsoft.com/office/drawing/2016/5/9/chartex" xmlns:cx4="http://schemas.microsoft.com/office/drawing/2016/5/10/chartex" xmlns:cx5="http://schemas.microsoft.com/office/drawing/2016/5/11/chartex" xmlns:cx6="http://schemas.microsoft.com/office/drawing/2016/5/12/chartex" xmlns:cx7="http://schemas.microsoft.com/office/drawing/2016/5/13/chartex" xmlns:cx8="http://schemas.microsoft.com/office/drawing/2016/5/14/chartex" xmlns:mc="http://schemas.openxmlformats.org/markup-compatibility/2006" xmlns:aink="http://schemas.microsoft.com/office/drawing/2016/ink" xmlns:am3d="http://schemas.microsoft.com/office/drawing/2017/model3d" xmlns:o="urn:schemas-microsoft-com:office:office" xmlns:oel="http://schemas.microsoft.com/office/2019/extlst" xmlns:r="http://schemas.openxmlformats.org/officeDocument/2006/relationships" xmlns:m="http://schemas.openxmlformats.org/officeDocument/2006/math" xmlns:v="urn:schemas-microsoft-com:vml" xmlns:wp14="http://schemas.microsoft.com/office/word/2010/wordprocessingDrawing" xmlns:wp="http://schemas.openxmlformats.org/drawingml/2006/wordprocessingDrawing" xmlns:w10="urn:schemas-microsoft-com:office:word" xmlns:w="http://schemas.openxmlformats.org/wordprocessingml/2006/main" xmlns:w14="http://schemas.microsoft.com/office/word/2010/wordml" xmlns:w15="http://schemas.microsoft.com/office/word/2012/wordml" xmlns:w16cex="http://schemas.microsoft.com/office/word/2018/wordml/cex" xmlns:w16cid="http://schemas.microsoft.com/office/word/2016/wordml/cid" xmlns:w16="http://schemas.microsoft.com/office/word/2018/wordml" xmlns:w16du="http://schemas.microsoft.com/office/word/2023/wordml/word16du" xmlns:w16sdtdh="http://schemas.microsoft.com/office/word/2020/wordml/sdtdatahash" xmlns:w16sdtfl="http://schemas.microsoft.com/office/word/2024/wordml/sdtformatlock" xmlns:w16se="http://schemas.microsoft.com/office/word/2015/wordml/symex" xmlns:wpg="http://schemas.microsoft.com/office/word/2010/wordprocessingGroup" xmlns:wpi="http://schemas.microsoft.com/office/word/2010/wordprocessingInk" xmlns:wne="http://schemas.microsoft.com/office/word/2006/wordml" xmlns:wps="http://schemas.microsoft.com/office/word/2010/wordprocessingShape" mc:Ignorable="w14 w15 w16se w16cid w16 w16cex w16sdtdh w16sdtfl w16du wp14">
+  <w:p>
+    <w:pPr>
+      <w:pStyle w:val="Piedepgina"/>
+    </w:pPr>
+  </w:p>
+</w:ftr>
+</file>
+
 <file path=word/footnotes.xml><?xml version="1.0" encoding="utf-8"?>
 <w:footnotes xmlns:wpc="http://schemas.microsoft.com/office/word/2010/wordprocessingCanvas" xmlns:cx="http://schemas.microsoft.com/office/drawing/2014/chartex" xmlns:cx1="http://schemas.microsoft.com/office/drawing/2015/9/8/chartex" xmlns:cx2="http://schemas.microsoft.com/office/drawing/2015/10/21/chartex" xmlns:cx3="http://schemas.microsoft.com/office/drawing/2016/5/9/chartex" xmlns:cx4="http://schemas.microsoft.com/office/drawing/2016/5/10/chartex" xmlns:cx5="http://schemas.microsoft.com/office/drawing/2016/5/11/chartex" xmlns:cx6="http://schemas.microsoft.com/office/drawing/2016/5/12/chartex" xmlns:cx7="http://schemas.microsoft.com/office/drawing/2016/5/13/chartex" xmlns:cx8="http://schemas.microsoft.com/office/drawing/2016/5/14/chartex" xmlns:mc="http://schemas.openxmlformats.org/markup-compatibility/2006" xmlns:aink="http://schemas.microsoft.com/office/drawing/2016/ink" xmlns:am3d="http://schemas.microsoft.com/office/drawing/2017/model3d" xmlns:o="urn:schemas-microsoft-com:office:office" xmlns:oel="http://schemas.microsoft.com/office/2019/extlst" xmlns:r="http://schemas.openxmlformats.org/officeDocument/2006/relationships" xmlns:m="http://schemas.openxmlformats.org/officeDocument/2006/math" xmlns:v="urn:schemas-microsoft-com:vml" xmlns:wp14="http://schemas.microsoft.com/office/word/2010/wordprocessingDrawing" xmlns:wp="http://schemas.openxmlformats.org/drawingml/2006/wordprocessingDrawing" xmlns:w10="urn:schemas-microsoft-com:office:word" xmlns:w="http://schemas.openxmlformats.org/wordprocessingml/2006/main" xmlns:w14="http://schemas.microsoft.com/office/word/2010/wordml" xmlns:w15="http://schemas.microsoft.com/office/word/2012/wordml" xmlns:w16cex="http://schemas.microsoft.com/office/word/2018/wordml/cex" xmlns:w16cid="http://schemas.microsoft.com/office/word/2016/wordml/cid" xmlns:w16="http://schemas.microsoft.com/office/word/2018/wordml" xmlns:w16du="http://schemas.microsoft.com/office/word/2023/wordml/word16du" xmlns:w16sdtdh="http://schemas.microsoft.com/office/word/2020/wordml/sdtdatahash" xmlns:w16sdtfl="http://schemas.microsoft.com/office/word/2024/wordml/sdtformatlock" xmlns:w16se="http://schemas.microsoft.com/office/word/2015/wordml/symex" xmlns:wpg="http://schemas.microsoft.com/office/word/2010/wordprocessingGroup" xmlns:wpi="http://schemas.microsoft.com/office/word/2010/wordprocessingInk" xmlns:wne="http://schemas.microsoft.com/office/word/2006/wordml" xmlns:wps="http://schemas.microsoft.com/office/word/2010/wordprocessingShape" mc:Ignorable="w14 w15 w16se w16cid w16 w16cex w16sdtdh w16sdtfl w16du wp14">
   <w:footnote w:type="separator" w:id="-1">
@@ -670,6 +705,16 @@
 </file>
 
 <file path=word/header1.xml><?xml version="1.0" encoding="utf-8"?>
+<w:hdr xmlns:wpc="http://schemas.microsoft.com/office/word/2010/wordprocessingCanvas" xmlns:cx="http://schemas.microsoft.com/office/drawing/2014/chartex" xmlns:cx1="http://schemas.microsoft.com/office/drawing/2015/9/8/chartex" xmlns:cx2="http://schemas.microsoft.com/office/drawing/2015/10/21/chartex" xmlns:cx3="http://schemas.microsoft.com/office/drawing/2016/5/9/chartex" xmlns:cx4="http://schemas.microsoft.com/office/drawing/2016/5/10/chartex" xmlns:cx5="http://schemas.microsoft.com/office/drawing/2016/5/11/chartex" xmlns:cx6="http://schemas.microsoft.com/office/drawing/2016/5/12/chartex" xmlns:cx7="http://schemas.microsoft.com/office/drawing/2016/5/13/chartex" xmlns:cx8="http://schemas.microsoft.com/office/drawing/2016/5/14/chartex" xmlns:mc="http://schemas.openxmlformats.org/markup-compatibility/2006" xmlns:aink="http://schemas.microsoft.com/office/drawing/2016/ink" xmlns:am3d="http://schemas.microsoft.com/office/drawing/2017/model3d" xmlns:o="urn:schemas-microsoft-com:office:office" xmlns:oel="http://schemas.microsoft.com/office/2019/extlst" xmlns:r="http://schemas.openxmlformats.org/officeDocument/2006/relationships" xmlns:m="http://schemas.openxmlformats.org/officeDocument/2006/math" xmlns:v="urn:schemas-microsoft-com:vml" xmlns:wp14="http://schemas.microsoft.com/office/word/2010/wordprocessingDrawing" xmlns:wp="http://schemas.openxmlformats.org/drawingml/2006/wordprocessingDrawing" xmlns:w10="urn:schemas-microsoft-com:office:word" xmlns:w="http://schemas.openxmlformats.org/wordprocessingml/2006/main" xmlns:w14="http://schemas.microsoft.com/office/word/2010/wordml" xmlns:w15="http://schemas.microsoft.com/office/word/2012/wordml" xmlns:w16cex="http://schemas.microsoft.com/office/word/2018/wordml/cex" xmlns:w16cid="http://schemas.microsoft.com/office/word/2016/wordml/cid" xmlns:w16="http://schemas.microsoft.com/office/word/2018/wordml" xmlns:w16du="http://schemas.microsoft.com/office/word/2023/wordml/word16du" xmlns:w16sdtdh="http://schemas.microsoft.com/office/word/2020/wordml/sdtdatahash" xmlns:w16sdtfl="http://schemas.microsoft.com/office/word/2024/wordml/sdtformatlock" xmlns:w16se="http://schemas.microsoft.com/office/word/2015/wordml/symex" xmlns:wpg="http://schemas.microsoft.com/office/word/2010/wordprocessingGroup" xmlns:wpi="http://schemas.microsoft.com/office/word/2010/wordprocessingInk" xmlns:wne="http://schemas.microsoft.com/office/word/2006/wordml" xmlns:wps="http://schemas.microsoft.com/office/word/2010/wordprocessingShape" mc:Ignorable="w14 w15 w16se w16cid w16 w16cex w16sdtdh w16sdtfl w16du wp14">
+  <w:p>
+    <w:pPr>
+      <w:pStyle w:val="Encabezado"/>
+    </w:pPr>
+  </w:p>
+</w:hdr>
+</file>
+
+<file path=word/header2.xml><?xml version="1.0" encoding="utf-8"?>
 <w:hdr xmlns:wpc="http://schemas.microsoft.com/office/word/2010/wordprocessingCanvas" xmlns:cx="http://schemas.microsoft.com/office/drawing/2014/chartex" xmlns:cx1="http://schemas.microsoft.com/office/drawing/2015/9/8/chartex" xmlns:cx2="http://schemas.microsoft.com/office/drawing/2015/10/21/chartex" xmlns:cx3="http://schemas.microsoft.com/office/drawing/2016/5/9/chartex" xmlns:cx4="http://schemas.microsoft.com/office/drawing/2016/5/10/chartex" xmlns:cx5="http://schemas.microsoft.com/office/drawing/2016/5/11/chartex" xmlns:cx6="http://schemas.microsoft.com/office/drawing/2016/5/12/chartex" xmlns:cx7="http://schemas.microsoft.com/office/drawing/2016/5/13/chartex" xmlns:cx8="http://schemas.microsoft.com/office/drawing/2016/5/14/chartex" xmlns:mc="http://schemas.openxmlformats.org/markup-compatibility/2006" xmlns:aink="http://schemas.microsoft.com/office/drawing/2016/ink" xmlns:am3d="http://schemas.microsoft.com/office/drawing/2017/model3d" xmlns:o="urn:schemas-microsoft-com:office:office" xmlns:oel="http://schemas.microsoft.com/office/2019/extlst" xmlns:r="http://schemas.openxmlformats.org/officeDocument/2006/relationships" xmlns:m="http://schemas.openxmlformats.org/officeDocument/2006/math" xmlns:v="urn:schemas-microsoft-com:vml" xmlns:wp14="http://schemas.microsoft.com/office/word/2010/wordprocessingDrawing" xmlns:wp="http://schemas.openxmlformats.org/drawingml/2006/wordprocessingDrawing" xmlns:w10="urn:schemas-microsoft-com:office:word" xmlns:w="http://schemas.openxmlformats.org/wordprocessingml/2006/main" xmlns:w14="http://schemas.microsoft.com/office/word/2010/wordml" xmlns:w15="http://schemas.microsoft.com/office/word/2012/wordml" xmlns:w16cex="http://schemas.microsoft.com/office/word/2018/wordml/cex" xmlns:w16cid="http://schemas.microsoft.com/office/word/2016/wordml/cid" xmlns:w16="http://schemas.microsoft.com/office/word/2018/wordml" xmlns:w16du="http://schemas.microsoft.com/office/word/2023/wordml/word16du" xmlns:w16sdtdh="http://schemas.microsoft.com/office/word/2020/wordml/sdtdatahash" xmlns:w16sdtfl="http://schemas.microsoft.com/office/word/2024/wordml/sdtformatlock" xmlns:w16se="http://schemas.microsoft.com/office/word/2015/wordml/symex" xmlns:wpg="http://schemas.microsoft.com/office/word/2010/wordprocessingGroup" xmlns:wpi="http://schemas.microsoft.com/office/word/2010/wordprocessingInk" xmlns:wne="http://schemas.microsoft.com/office/word/2006/wordml" xmlns:wps="http://schemas.microsoft.com/office/word/2010/wordprocessingShape" mc:Ignorable="w14 w15 w16se w16cid w16 w16cex w16sdtdh w16sdtfl w16du wp14">
   <w:p>
     <w:pPr>
@@ -689,15 +734,15 @@
       <mc:AlternateContent>
         <mc:Choice Requires="wps">
           <w:drawing>
-            <wp:anchor distT="0" distB="0" distL="114300" distR="114300" simplePos="0" relativeHeight="251660288" behindDoc="0" locked="0" layoutInCell="1" allowOverlap="1" wp14:anchorId="121EBA9C" wp14:editId="71A5CB25">
+            <wp:anchor distT="0" distB="0" distL="114300" distR="114300" simplePos="0" relativeHeight="251660288" behindDoc="0" locked="0" layoutInCell="1" allowOverlap="1" wp14:anchorId="121EBA9C" wp14:editId="1C679685">
               <wp:simplePos x="0" y="0"/>
               <wp:positionH relativeFrom="column">
-                <wp:posOffset>5387340</wp:posOffset>
+                <wp:posOffset>5385141</wp:posOffset>
               </wp:positionH>
               <wp:positionV relativeFrom="page">
-                <wp:posOffset>314325</wp:posOffset>
+                <wp:posOffset>316523</wp:posOffset>
               </wp:positionV>
-              <wp:extent cx="742950" cy="238125"/>
+              <wp:extent cx="826477" cy="238125"/>
               <wp:effectExtent l="0" t="0" r="0" b="0"/>
               <wp:wrapNone/>
               <wp:docPr id="911251117" name="Cuadro de texto 1"/>
@@ -709,7 +754,7 @@
                     <wps:spPr>
                       <a:xfrm>
                         <a:off x="0" y="0"/>
-                        <a:ext cx="742950" cy="238125"/>
+                        <a:ext cx="826477" cy="238125"/>
                       </a:xfrm>
                       <a:prstGeom prst="rect">
                         <a:avLst/>
@@ -794,6 +839,9 @@
                   </wps:wsp>
                 </a:graphicData>
               </a:graphic>
+              <wp14:sizeRelH relativeFrom="margin">
+                <wp14:pctWidth>0</wp14:pctWidth>
+              </wp14:sizeRelH>
               <wp14:sizeRelV relativeFrom="margin">
                 <wp14:pctHeight>0</wp14:pctHeight>
               </wp14:sizeRelV>
@@ -806,7 +854,7 @@
               <v:stroke joinstyle="miter"/>
               <v:path gradientshapeok="t" o:connecttype="rect"/>
             </v:shapetype>
-            <v:shape id="Cuadro de texto 1" o:spid="_x0000_s1026" type="#_x0000_t202" style="position:absolute;margin-left:424.2pt;margin-top:24.75pt;width:58.5pt;height:18.75pt;z-index:251660288;visibility:visible;mso-wrap-style:square;mso-height-percent:0;mso-wrap-distance-left:9pt;mso-wrap-distance-top:0;mso-wrap-distance-right:9pt;mso-wrap-distance-bottom:0;mso-position-horizontal:absolute;mso-position-horizontal-relative:text;mso-position-vertical:absolute;mso-position-vertical-relative:page;mso-height-percent:0;mso-height-relative:margin;v-text-anchor:top" o:gfxdata="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" filled="f" stroked="f" strokeweight=".5pt">
+            <v:shape id="Cuadro de texto 1" o:spid="_x0000_s1026" type="#_x0000_t202" style="position:absolute;margin-left:424.05pt;margin-top:24.9pt;width:65.1pt;height:18.75pt;z-index:251660288;visibility:visible;mso-wrap-style:square;mso-width-percent:0;mso-height-percent:0;mso-wrap-distance-left:9pt;mso-wrap-distance-top:0;mso-wrap-distance-right:9pt;mso-wrap-distance-bottom:0;mso-position-horizontal:absolute;mso-position-horizontal-relative:text;mso-position-vertical:absolute;mso-position-vertical-relative:page;mso-width-percent:0;mso-height-percent:0;mso-width-relative:margin;mso-height-relative:margin;v-text-anchor:top" o:gfxdata="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" filled="f" stroked="f" strokeweight=".5pt">
               <v:textbox>
                 <w:txbxContent>
                   <w:p>
@@ -939,6 +987,16 @@
         </wp:anchor>
       </w:drawing>
     </w:r>
+  </w:p>
+</w:hdr>
+</file>
+
+<file path=word/header3.xml><?xml version="1.0" encoding="utf-8"?>
+<w:hdr xmlns:wpc="http://schemas.microsoft.com/office/word/2010/wordprocessingCanvas" xmlns:cx="http://schemas.microsoft.com/office/drawing/2014/chartex" xmlns:cx1="http://schemas.microsoft.com/office/drawing/2015/9/8/chartex" xmlns:cx2="http://schemas.microsoft.com/office/drawing/2015/10/21/chartex" xmlns:cx3="http://schemas.microsoft.com/office/drawing/2016/5/9/chartex" xmlns:cx4="http://schemas.microsoft.com/office/drawing/2016/5/10/chartex" xmlns:cx5="http://schemas.microsoft.com/office/drawing/2016/5/11/chartex" xmlns:cx6="http://schemas.microsoft.com/office/drawing/2016/5/12/chartex" xmlns:cx7="http://schemas.microsoft.com/office/drawing/2016/5/13/chartex" xmlns:cx8="http://schemas.microsoft.com/office/drawing/2016/5/14/chartex" xmlns:mc="http://schemas.openxmlformats.org/markup-compatibility/2006" xmlns:aink="http://schemas.microsoft.com/office/drawing/2016/ink" xmlns:am3d="http://schemas.microsoft.com/office/drawing/2017/model3d" xmlns:o="urn:schemas-microsoft-com:office:office" xmlns:oel="http://schemas.microsoft.com/office/2019/extlst" xmlns:r="http://schemas.openxmlformats.org/officeDocument/2006/relationships" xmlns:m="http://schemas.openxmlformats.org/officeDocument/2006/math" xmlns:v="urn:schemas-microsoft-com:vml" xmlns:wp14="http://schemas.microsoft.com/office/word/2010/wordprocessingDrawing" xmlns:wp="http://schemas.openxmlformats.org/drawingml/2006/wordprocessingDrawing" xmlns:w10="urn:schemas-microsoft-com:office:word" xmlns:w="http://schemas.openxmlformats.org/wordprocessingml/2006/main" xmlns:w14="http://schemas.microsoft.com/office/word/2010/wordml" xmlns:w15="http://schemas.microsoft.com/office/word/2012/wordml" xmlns:w16cex="http://schemas.microsoft.com/office/word/2018/wordml/cex" xmlns:w16cid="http://schemas.microsoft.com/office/word/2016/wordml/cid" xmlns:w16="http://schemas.microsoft.com/office/word/2018/wordml" xmlns:w16du="http://schemas.microsoft.com/office/word/2023/wordml/word16du" xmlns:w16sdtdh="http://schemas.microsoft.com/office/word/2020/wordml/sdtdatahash" xmlns:w16sdtfl="http://schemas.microsoft.com/office/word/2024/wordml/sdtformatlock" xmlns:w16se="http://schemas.microsoft.com/office/word/2015/wordml/symex" xmlns:wpg="http://schemas.microsoft.com/office/word/2010/wordprocessingGroup" xmlns:wpi="http://schemas.microsoft.com/office/word/2010/wordprocessingInk" xmlns:wne="http://schemas.microsoft.com/office/word/2006/wordml" xmlns:wps="http://schemas.microsoft.com/office/word/2010/wordprocessingShape" mc:Ignorable="w14 w15 w16se w16cid w16 w16cex w16sdtdh w16sdtfl w16du wp14">
+  <w:p>
+    <w:pPr>
+      <w:pStyle w:val="Encabezado"/>
+    </w:pPr>
   </w:p>
 </w:hdr>
 </file>

--- a/apertura_app/templates/pf/11-Declaración de actuación PF.docx
+++ b/apertura_app/templates/pf/11-Declaración de actuación PF.docx
@@ -734,15 +734,15 @@
       <mc:AlternateContent>
         <mc:Choice Requires="wps">
           <w:drawing>
-            <wp:anchor distT="0" distB="0" distL="114300" distR="114300" simplePos="0" relativeHeight="251660288" behindDoc="0" locked="0" layoutInCell="1" allowOverlap="1" wp14:anchorId="121EBA9C" wp14:editId="1C679685">
+            <wp:anchor distT="0" distB="0" distL="114300" distR="114300" simplePos="0" relativeHeight="251660288" behindDoc="0" locked="0" layoutInCell="1" allowOverlap="1" wp14:anchorId="121EBA9C" wp14:editId="7910BF42">
               <wp:simplePos x="0" y="0"/>
               <wp:positionH relativeFrom="column">
-                <wp:posOffset>5385141</wp:posOffset>
+                <wp:posOffset>5387721</wp:posOffset>
               </wp:positionH>
               <wp:positionV relativeFrom="page">
-                <wp:posOffset>316523</wp:posOffset>
+                <wp:posOffset>316992</wp:posOffset>
               </wp:positionV>
-              <wp:extent cx="826477" cy="238125"/>
+              <wp:extent cx="859536" cy="238125"/>
               <wp:effectExtent l="0" t="0" r="0" b="0"/>
               <wp:wrapNone/>
               <wp:docPr id="911251117" name="Cuadro de texto 1"/>
@@ -754,7 +754,7 @@
                     <wps:spPr>
                       <a:xfrm>
                         <a:off x="0" y="0"/>
-                        <a:ext cx="826477" cy="238125"/>
+                        <a:ext cx="859536" cy="238125"/>
                       </a:xfrm>
                       <a:prstGeom prst="rect">
                         <a:avLst/>
@@ -854,7 +854,7 @@
               <v:stroke joinstyle="miter"/>
               <v:path gradientshapeok="t" o:connecttype="rect"/>
             </v:shapetype>
-            <v:shape id="Cuadro de texto 1" o:spid="_x0000_s1026" type="#_x0000_t202" style="position:absolute;margin-left:424.05pt;margin-top:24.9pt;width:65.1pt;height:18.75pt;z-index:251660288;visibility:visible;mso-wrap-style:square;mso-width-percent:0;mso-height-percent:0;mso-wrap-distance-left:9pt;mso-wrap-distance-top:0;mso-wrap-distance-right:9pt;mso-wrap-distance-bottom:0;mso-position-horizontal:absolute;mso-position-horizontal-relative:text;mso-position-vertical:absolute;mso-position-vertical-relative:page;mso-width-percent:0;mso-height-percent:0;mso-width-relative:margin;mso-height-relative:margin;v-text-anchor:top" o:gfxdata="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" filled="f" stroked="f" strokeweight=".5pt">
+            <v:shape id="Cuadro de texto 1" o:spid="_x0000_s1026" type="#_x0000_t202" style="position:absolute;margin-left:424.25pt;margin-top:24.95pt;width:67.7pt;height:18.75pt;z-index:251660288;visibility:visible;mso-wrap-style:square;mso-width-percent:0;mso-height-percent:0;mso-wrap-distance-left:9pt;mso-wrap-distance-top:0;mso-wrap-distance-right:9pt;mso-wrap-distance-bottom:0;mso-position-horizontal:absolute;mso-position-horizontal-relative:text;mso-position-vertical:absolute;mso-position-vertical-relative:page;mso-width-percent:0;mso-height-percent:0;mso-width-relative:margin;mso-height-relative:margin;v-text-anchor:top" o:gfxdata="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" filled="f" stroked="f" strokeweight=".5pt">
               <v:textbox>
                 <w:txbxContent>
                   <w:p>

--- a/apertura_app/templates/pf/11-Declaración de actuación PF.docx
+++ b/apertura_app/templates/pf/11-Declaración de actuación PF.docx
@@ -609,12 +609,7 @@
       </w:r>
     </w:p>
     <w:sectPr>
-      <w:headerReference w:type="even" r:id="rId7"/>
-      <w:headerReference w:type="default" r:id="rId8"/>
-      <w:footerReference w:type="even" r:id="rId9"/>
-      <w:footerReference w:type="default" r:id="rId10"/>
-      <w:headerReference w:type="first" r:id="rId11"/>
-      <w:footerReference w:type="first" r:id="rId12"/>
+      <w:headerReference w:type="default" r:id="rId7"/>
       <w:pgSz w:w="12240" w:h="15840"/>
       <w:pgMar w:top="1417" w:right="1701" w:bottom="1417" w:left="1701" w:header="709" w:footer="709" w:gutter="0"/>
       <w:cols w:space="708"/>
@@ -649,36 +644,6 @@
 </w:endnotes>
 </file>
 
-<file path=word/footer1.xml><?xml version="1.0" encoding="utf-8"?>
-<w:ftr xmlns:wpc="http://schemas.microsoft.com/office/word/2010/wordprocessingCanvas" xmlns:cx="http://schemas.microsoft.com/office/drawing/2014/chartex" xmlns:cx1="http://schemas.microsoft.com/office/drawing/2015/9/8/chartex" xmlns:cx2="http://schemas.microsoft.com/office/drawing/2015/10/21/chartex" xmlns:cx3="http://schemas.microsoft.com/office/drawing/2016/5/9/chartex" xmlns:cx4="http://schemas.microsoft.com/office/drawing/2016/5/10/chartex" xmlns:cx5="http://schemas.microsoft.com/office/drawing/2016/5/11/chartex" xmlns:cx6="http://schemas.microsoft.com/office/drawing/2016/5/12/chartex" xmlns:cx7="http://schemas.microsoft.com/office/drawing/2016/5/13/chartex" xmlns:cx8="http://schemas.microsoft.com/office/drawing/2016/5/14/chartex" xmlns:mc="http://schemas.openxmlformats.org/markup-compatibility/2006" xmlns:aink="http://schemas.microsoft.com/office/drawing/2016/ink" xmlns:am3d="http://schemas.microsoft.com/office/drawing/2017/model3d" xmlns:o="urn:schemas-microsoft-com:office:office" xmlns:oel="http://schemas.microsoft.com/office/2019/extlst" xmlns:r="http://schemas.openxmlformats.org/officeDocument/2006/relationships" xmlns:m="http://schemas.openxmlformats.org/officeDocument/2006/math" xmlns:v="urn:schemas-microsoft-com:vml" xmlns:wp14="http://schemas.microsoft.com/office/word/2010/wordprocessingDrawing" xmlns:wp="http://schemas.openxmlformats.org/drawingml/2006/wordprocessingDrawing" xmlns:w10="urn:schemas-microsoft-com:office:word" xmlns:w="http://schemas.openxmlformats.org/wordprocessingml/2006/main" xmlns:w14="http://schemas.microsoft.com/office/word/2010/wordml" xmlns:w15="http://schemas.microsoft.com/office/word/2012/wordml" xmlns:w16cex="http://schemas.microsoft.com/office/word/2018/wordml/cex" xmlns:w16cid="http://schemas.microsoft.com/office/word/2016/wordml/cid" xmlns:w16="http://schemas.microsoft.com/office/word/2018/wordml" xmlns:w16du="http://schemas.microsoft.com/office/word/2023/wordml/word16du" xmlns:w16sdtdh="http://schemas.microsoft.com/office/word/2020/wordml/sdtdatahash" xmlns:w16sdtfl="http://schemas.microsoft.com/office/word/2024/wordml/sdtformatlock" xmlns:w16se="http://schemas.microsoft.com/office/word/2015/wordml/symex" xmlns:wpg="http://schemas.microsoft.com/office/word/2010/wordprocessingGroup" xmlns:wpi="http://schemas.microsoft.com/office/word/2010/wordprocessingInk" xmlns:wne="http://schemas.microsoft.com/office/word/2006/wordml" xmlns:wps="http://schemas.microsoft.com/office/word/2010/wordprocessingShape" mc:Ignorable="w14 w15 w16se w16cid w16 w16cex w16sdtdh w16sdtfl w16du wp14">
-  <w:p>
-    <w:pPr>
-      <w:pStyle w:val="Piedepgina"/>
-    </w:pPr>
-  </w:p>
-</w:ftr>
-</file>
-
-<file path=word/footer2.xml><?xml version="1.0" encoding="utf-8"?>
-<w:ftr xmlns:wpc="http://schemas.microsoft.com/office/word/2010/wordprocessingCanvas" xmlns:cx="http://schemas.microsoft.com/office/drawing/2014/chartex" xmlns:cx1="http://schemas.microsoft.com/office/drawing/2015/9/8/chartex" xmlns:cx2="http://schemas.microsoft.com/office/drawing/2015/10/21/chartex" xmlns:cx3="http://schemas.microsoft.com/office/drawing/2016/5/9/chartex" xmlns:cx4="http://schemas.microsoft.com/office/drawing/2016/5/10/chartex" xmlns:cx5="http://schemas.microsoft.com/office/drawing/2016/5/11/chartex" xmlns:cx6="http://schemas.microsoft.com/office/drawing/2016/5/12/chartex" xmlns:cx7="http://schemas.microsoft.com/office/drawing/2016/5/13/chartex" xmlns:cx8="http://schemas.microsoft.com/office/drawing/2016/5/14/chartex" xmlns:mc="http://schemas.openxmlformats.org/markup-compatibility/2006" xmlns:aink="http://schemas.microsoft.com/office/drawing/2016/ink" xmlns:am3d="http://schemas.microsoft.com/office/drawing/2017/model3d" xmlns:o="urn:schemas-microsoft-com:office:office" xmlns:oel="http://schemas.microsoft.com/office/2019/extlst" xmlns:r="http://schemas.openxmlformats.org/officeDocument/2006/relationships" xmlns:m="http://schemas.openxmlformats.org/officeDocument/2006/math" xmlns:v="urn:schemas-microsoft-com:vml" xmlns:wp14="http://schemas.microsoft.com/office/word/2010/wordprocessingDrawing" xmlns:wp="http://schemas.openxmlformats.org/drawingml/2006/wordprocessingDrawing" xmlns:w10="urn:schemas-microsoft-com:office:word" xmlns:w="http://schemas.openxmlformats.org/wordprocessingml/2006/main" xmlns:w14="http://schemas.microsoft.com/office/word/2010/wordml" xmlns:w15="http://schemas.microsoft.com/office/word/2012/wordml" xmlns:w16cex="http://schemas.microsoft.com/office/word/2018/wordml/cex" xmlns:w16cid="http://schemas.microsoft.com/office/word/2016/wordml/cid" xmlns:w16="http://schemas.microsoft.com/office/word/2018/wordml" xmlns:w16du="http://schemas.microsoft.com/office/word/2023/wordml/word16du" xmlns:w16sdtdh="http://schemas.microsoft.com/office/word/2020/wordml/sdtdatahash" xmlns:w16sdtfl="http://schemas.microsoft.com/office/word/2024/wordml/sdtformatlock" xmlns:w16se="http://schemas.microsoft.com/office/word/2015/wordml/symex" xmlns:wpg="http://schemas.microsoft.com/office/word/2010/wordprocessingGroup" xmlns:wpi="http://schemas.microsoft.com/office/word/2010/wordprocessingInk" xmlns:wne="http://schemas.microsoft.com/office/word/2006/wordml" xmlns:wps="http://schemas.microsoft.com/office/word/2010/wordprocessingShape" mc:Ignorable="w14 w15 w16se w16cid w16 w16cex w16sdtdh w16sdtfl w16du wp14">
-  <w:p>
-    <w:pPr>
-      <w:pStyle w:val="Piedepgina"/>
-    </w:pPr>
-  </w:p>
-</w:ftr>
-</file>
-
-<file path=word/footer3.xml><?xml version="1.0" encoding="utf-8"?>
-<w:ftr xmlns:wpc="http://schemas.microsoft.com/office/word/2010/wordprocessingCanvas" xmlns:cx="http://schemas.microsoft.com/office/drawing/2014/chartex" xmlns:cx1="http://schemas.microsoft.com/office/drawing/2015/9/8/chartex" xmlns:cx2="http://schemas.microsoft.com/office/drawing/2015/10/21/chartex" xmlns:cx3="http://schemas.microsoft.com/office/drawing/2016/5/9/chartex" xmlns:cx4="http://schemas.microsoft.com/office/drawing/2016/5/10/chartex" xmlns:cx5="http://schemas.microsoft.com/office/drawing/2016/5/11/chartex" xmlns:cx6="http://schemas.microsoft.com/office/drawing/2016/5/12/chartex" xmlns:cx7="http://schemas.microsoft.com/office/drawing/2016/5/13/chartex" xmlns:cx8="http://schemas.microsoft.com/office/drawing/2016/5/14/chartex" xmlns:mc="http://schemas.openxmlformats.org/markup-compatibility/2006" xmlns:aink="http://schemas.microsoft.com/office/drawing/2016/ink" xmlns:am3d="http://schemas.microsoft.com/office/drawing/2017/model3d" xmlns:o="urn:schemas-microsoft-com:office:office" xmlns:oel="http://schemas.microsoft.com/office/2019/extlst" xmlns:r="http://schemas.openxmlformats.org/officeDocument/2006/relationships" xmlns:m="http://schemas.openxmlformats.org/officeDocument/2006/math" xmlns:v="urn:schemas-microsoft-com:vml" xmlns:wp14="http://schemas.microsoft.com/office/word/2010/wordprocessingDrawing" xmlns:wp="http://schemas.openxmlformats.org/drawingml/2006/wordprocessingDrawing" xmlns:w10="urn:schemas-microsoft-com:office:word" xmlns:w="http://schemas.openxmlformats.org/wordprocessingml/2006/main" xmlns:w14="http://schemas.microsoft.com/office/word/2010/wordml" xmlns:w15="http://schemas.microsoft.com/office/word/2012/wordml" xmlns:w16cex="http://schemas.microsoft.com/office/word/2018/wordml/cex" xmlns:w16cid="http://schemas.microsoft.com/office/word/2016/wordml/cid" xmlns:w16="http://schemas.microsoft.com/office/word/2018/wordml" xmlns:w16du="http://schemas.microsoft.com/office/word/2023/wordml/word16du" xmlns:w16sdtdh="http://schemas.microsoft.com/office/word/2020/wordml/sdtdatahash" xmlns:w16sdtfl="http://schemas.microsoft.com/office/word/2024/wordml/sdtformatlock" xmlns:w16se="http://schemas.microsoft.com/office/word/2015/wordml/symex" xmlns:wpg="http://schemas.microsoft.com/office/word/2010/wordprocessingGroup" xmlns:wpi="http://schemas.microsoft.com/office/word/2010/wordprocessingInk" xmlns:wne="http://schemas.microsoft.com/office/word/2006/wordml" xmlns:wps="http://schemas.microsoft.com/office/word/2010/wordprocessingShape" mc:Ignorable="w14 w15 w16se w16cid w16 w16cex w16sdtdh w16sdtfl w16du wp14">
-  <w:p>
-    <w:pPr>
-      <w:pStyle w:val="Piedepgina"/>
-    </w:pPr>
-  </w:p>
-</w:ftr>
-</file>
-
 <file path=word/footnotes.xml><?xml version="1.0" encoding="utf-8"?>
 <w:footnotes xmlns:wpc="http://schemas.microsoft.com/office/word/2010/wordprocessingCanvas" xmlns:cx="http://schemas.microsoft.com/office/drawing/2014/chartex" xmlns:cx1="http://schemas.microsoft.com/office/drawing/2015/9/8/chartex" xmlns:cx2="http://schemas.microsoft.com/office/drawing/2015/10/21/chartex" xmlns:cx3="http://schemas.microsoft.com/office/drawing/2016/5/9/chartex" xmlns:cx4="http://schemas.microsoft.com/office/drawing/2016/5/10/chartex" xmlns:cx5="http://schemas.microsoft.com/office/drawing/2016/5/11/chartex" xmlns:cx6="http://schemas.microsoft.com/office/drawing/2016/5/12/chartex" xmlns:cx7="http://schemas.microsoft.com/office/drawing/2016/5/13/chartex" xmlns:cx8="http://schemas.microsoft.com/office/drawing/2016/5/14/chartex" xmlns:mc="http://schemas.openxmlformats.org/markup-compatibility/2006" xmlns:aink="http://schemas.microsoft.com/office/drawing/2016/ink" xmlns:am3d="http://schemas.microsoft.com/office/drawing/2017/model3d" xmlns:o="urn:schemas-microsoft-com:office:office" xmlns:oel="http://schemas.microsoft.com/office/2019/extlst" xmlns:r="http://schemas.openxmlformats.org/officeDocument/2006/relationships" xmlns:m="http://schemas.openxmlformats.org/officeDocument/2006/math" xmlns:v="urn:schemas-microsoft-com:vml" xmlns:wp14="http://schemas.microsoft.com/office/word/2010/wordprocessingDrawing" xmlns:wp="http://schemas.openxmlformats.org/drawingml/2006/wordprocessingDrawing" xmlns:w10="urn:schemas-microsoft-com:office:word" xmlns:w="http://schemas.openxmlformats.org/wordprocessingml/2006/main" xmlns:w14="http://schemas.microsoft.com/office/word/2010/wordml" xmlns:w15="http://schemas.microsoft.com/office/word/2012/wordml" xmlns:w16cex="http://schemas.microsoft.com/office/word/2018/wordml/cex" xmlns:w16cid="http://schemas.microsoft.com/office/word/2016/wordml/cid" xmlns:w16="http://schemas.microsoft.com/office/word/2018/wordml" xmlns:w16du="http://schemas.microsoft.com/office/word/2023/wordml/word16du" xmlns:w16sdtdh="http://schemas.microsoft.com/office/word/2020/wordml/sdtdatahash" xmlns:w16sdtfl="http://schemas.microsoft.com/office/word/2024/wordml/sdtformatlock" xmlns:w16se="http://schemas.microsoft.com/office/word/2015/wordml/symex" xmlns:wpg="http://schemas.microsoft.com/office/word/2010/wordprocessingGroup" xmlns:wpi="http://schemas.microsoft.com/office/word/2010/wordprocessingInk" xmlns:wne="http://schemas.microsoft.com/office/word/2006/wordml" xmlns:wps="http://schemas.microsoft.com/office/word/2010/wordprocessingShape" mc:Ignorable="w14 w15 w16se w16cid w16 w16cex w16sdtdh w16sdtfl w16du wp14">
   <w:footnote w:type="separator" w:id="-1">
@@ -705,16 +670,6 @@
 </file>
 
 <file path=word/header1.xml><?xml version="1.0" encoding="utf-8"?>
-<w:hdr xmlns:wpc="http://schemas.microsoft.com/office/word/2010/wordprocessingCanvas" xmlns:cx="http://schemas.microsoft.com/office/drawing/2014/chartex" xmlns:cx1="http://schemas.microsoft.com/office/drawing/2015/9/8/chartex" xmlns:cx2="http://schemas.microsoft.com/office/drawing/2015/10/21/chartex" xmlns:cx3="http://schemas.microsoft.com/office/drawing/2016/5/9/chartex" xmlns:cx4="http://schemas.microsoft.com/office/drawing/2016/5/10/chartex" xmlns:cx5="http://schemas.microsoft.com/office/drawing/2016/5/11/chartex" xmlns:cx6="http://schemas.microsoft.com/office/drawing/2016/5/12/chartex" xmlns:cx7="http://schemas.microsoft.com/office/drawing/2016/5/13/chartex" xmlns:cx8="http://schemas.microsoft.com/office/drawing/2016/5/14/chartex" xmlns:mc="http://schemas.openxmlformats.org/markup-compatibility/2006" xmlns:aink="http://schemas.microsoft.com/office/drawing/2016/ink" xmlns:am3d="http://schemas.microsoft.com/office/drawing/2017/model3d" xmlns:o="urn:schemas-microsoft-com:office:office" xmlns:oel="http://schemas.microsoft.com/office/2019/extlst" xmlns:r="http://schemas.openxmlformats.org/officeDocument/2006/relationships" xmlns:m="http://schemas.openxmlformats.org/officeDocument/2006/math" xmlns:v="urn:schemas-microsoft-com:vml" xmlns:wp14="http://schemas.microsoft.com/office/word/2010/wordprocessingDrawing" xmlns:wp="http://schemas.openxmlformats.org/drawingml/2006/wordprocessingDrawing" xmlns:w10="urn:schemas-microsoft-com:office:word" xmlns:w="http://schemas.openxmlformats.org/wordprocessingml/2006/main" xmlns:w14="http://schemas.microsoft.com/office/word/2010/wordml" xmlns:w15="http://schemas.microsoft.com/office/word/2012/wordml" xmlns:w16cex="http://schemas.microsoft.com/office/word/2018/wordml/cex" xmlns:w16cid="http://schemas.microsoft.com/office/word/2016/wordml/cid" xmlns:w16="http://schemas.microsoft.com/office/word/2018/wordml" xmlns:w16du="http://schemas.microsoft.com/office/word/2023/wordml/word16du" xmlns:w16sdtdh="http://schemas.microsoft.com/office/word/2020/wordml/sdtdatahash" xmlns:w16sdtfl="http://schemas.microsoft.com/office/word/2024/wordml/sdtformatlock" xmlns:w16se="http://schemas.microsoft.com/office/word/2015/wordml/symex" xmlns:wpg="http://schemas.microsoft.com/office/word/2010/wordprocessingGroup" xmlns:wpi="http://schemas.microsoft.com/office/word/2010/wordprocessingInk" xmlns:wne="http://schemas.microsoft.com/office/word/2006/wordml" xmlns:wps="http://schemas.microsoft.com/office/word/2010/wordprocessingShape" mc:Ignorable="w14 w15 w16se w16cid w16 w16cex w16sdtdh w16sdtfl w16du wp14">
-  <w:p>
-    <w:pPr>
-      <w:pStyle w:val="Encabezado"/>
-    </w:pPr>
-  </w:p>
-</w:hdr>
-</file>
-
-<file path=word/header2.xml><?xml version="1.0" encoding="utf-8"?>
 <w:hdr xmlns:wpc="http://schemas.microsoft.com/office/word/2010/wordprocessingCanvas" xmlns:cx="http://schemas.microsoft.com/office/drawing/2014/chartex" xmlns:cx1="http://schemas.microsoft.com/office/drawing/2015/9/8/chartex" xmlns:cx2="http://schemas.microsoft.com/office/drawing/2015/10/21/chartex" xmlns:cx3="http://schemas.microsoft.com/office/drawing/2016/5/9/chartex" xmlns:cx4="http://schemas.microsoft.com/office/drawing/2016/5/10/chartex" xmlns:cx5="http://schemas.microsoft.com/office/drawing/2016/5/11/chartex" xmlns:cx6="http://schemas.microsoft.com/office/drawing/2016/5/12/chartex" xmlns:cx7="http://schemas.microsoft.com/office/drawing/2016/5/13/chartex" xmlns:cx8="http://schemas.microsoft.com/office/drawing/2016/5/14/chartex" xmlns:mc="http://schemas.openxmlformats.org/markup-compatibility/2006" xmlns:aink="http://schemas.microsoft.com/office/drawing/2016/ink" xmlns:am3d="http://schemas.microsoft.com/office/drawing/2017/model3d" xmlns:o="urn:schemas-microsoft-com:office:office" xmlns:oel="http://schemas.microsoft.com/office/2019/extlst" xmlns:r="http://schemas.openxmlformats.org/officeDocument/2006/relationships" xmlns:m="http://schemas.openxmlformats.org/officeDocument/2006/math" xmlns:v="urn:schemas-microsoft-com:vml" xmlns:wp14="http://schemas.microsoft.com/office/word/2010/wordprocessingDrawing" xmlns:wp="http://schemas.openxmlformats.org/drawingml/2006/wordprocessingDrawing" xmlns:w10="urn:schemas-microsoft-com:office:word" xmlns:w="http://schemas.openxmlformats.org/wordprocessingml/2006/main" xmlns:w14="http://schemas.microsoft.com/office/word/2010/wordml" xmlns:w15="http://schemas.microsoft.com/office/word/2012/wordml" xmlns:w16cex="http://schemas.microsoft.com/office/word/2018/wordml/cex" xmlns:w16cid="http://schemas.microsoft.com/office/word/2016/wordml/cid" xmlns:w16="http://schemas.microsoft.com/office/word/2018/wordml" xmlns:w16du="http://schemas.microsoft.com/office/word/2023/wordml/word16du" xmlns:w16sdtdh="http://schemas.microsoft.com/office/word/2020/wordml/sdtdatahash" xmlns:w16sdtfl="http://schemas.microsoft.com/office/word/2024/wordml/sdtformatlock" xmlns:w16se="http://schemas.microsoft.com/office/word/2015/wordml/symex" xmlns:wpg="http://schemas.microsoft.com/office/word/2010/wordprocessingGroup" xmlns:wpi="http://schemas.microsoft.com/office/word/2010/wordprocessingInk" xmlns:wne="http://schemas.microsoft.com/office/word/2006/wordml" xmlns:wps="http://schemas.microsoft.com/office/word/2010/wordprocessingShape" mc:Ignorable="w14 w15 w16se w16cid w16 w16cex w16sdtdh w16sdtfl w16du wp14">
   <w:p>
     <w:pPr>
@@ -725,27 +680,27 @@
     </w:pPr>
     <w:r>
       <w:rPr>
-        <w:rFonts w:ascii="Arial" w:hAnsi="Arial" w:cs="Arial"/>
-        <w:bCs/>
+        <w:rFonts w:ascii="Times New Roman" w:hAnsi="Times New Roman" w:cs="Times New Roman"/>
         <w:noProof/>
-        <w:sz w:val="18"/>
-        <w:szCs w:val="18"/>
+        <w:sz w:val="24"/>
+        <w:szCs w:val="24"/>
+        <w:lang w:eastAsia="es-MX"/>
       </w:rPr>
       <mc:AlternateContent>
         <mc:Choice Requires="wps">
           <w:drawing>
-            <wp:anchor distT="0" distB="0" distL="114300" distR="114300" simplePos="0" relativeHeight="251660288" behindDoc="0" locked="0" layoutInCell="1" allowOverlap="1" wp14:anchorId="121EBA9C" wp14:editId="7910BF42">
+            <wp:anchor distT="0" distB="0" distL="114300" distR="114300" simplePos="0" relativeHeight="251660288" behindDoc="0" locked="0" layoutInCell="1" allowOverlap="1" wp14:anchorId="46198926" wp14:editId="0C336BC0">
               <wp:simplePos x="0" y="0"/>
-              <wp:positionH relativeFrom="column">
-                <wp:posOffset>5387721</wp:posOffset>
+              <wp:positionH relativeFrom="page">
+                <wp:posOffset>6482715</wp:posOffset>
               </wp:positionH>
               <wp:positionV relativeFrom="page">
-                <wp:posOffset>316992</wp:posOffset>
+                <wp:posOffset>307975</wp:posOffset>
               </wp:positionV>
-              <wp:extent cx="859536" cy="238125"/>
-              <wp:effectExtent l="0" t="0" r="0" b="0"/>
+              <wp:extent cx="914400" cy="297180"/>
+              <wp:effectExtent l="0" t="0" r="0" b="7620"/>
               <wp:wrapNone/>
-              <wp:docPr id="911251117" name="Cuadro de texto 1"/>
+              <wp:docPr id="941598772" name="Cuadro de texto 2"/>
               <wp:cNvGraphicFramePr/>
               <a:graphic xmlns:a="http://schemas.openxmlformats.org/drawingml/2006/main">
                 <a:graphicData uri="http://schemas.microsoft.com/office/word/2010/wordprocessingShape">
@@ -754,7 +709,7 @@
                     <wps:spPr>
                       <a:xfrm>
                         <a:off x="0" y="0"/>
-                        <a:ext cx="859536" cy="238125"/>
+                        <a:ext cx="914400" cy="297180"/>
                       </a:xfrm>
                       <a:prstGeom prst="rect">
                         <a:avLst/>
@@ -770,67 +725,32 @@
                           <w:pPr>
                             <w:rPr>
                               <w:rFonts w:ascii="Arial" w:hAnsi="Arial" w:cs="Arial"/>
-                              <w:b/>
-                              <w:bCs/>
                               <w:sz w:val="16"/>
                               <w:szCs w:val="16"/>
                             </w:rPr>
                           </w:pPr>
+                          <w:proofErr w:type="gramStart"/>
                           <w:r>
                             <w:rPr>
                               <w:rFonts w:ascii="Arial" w:hAnsi="Arial" w:cs="Arial"/>
-                              <w:b/>
-                              <w:bCs/>
                               <w:sz w:val="16"/>
                               <w:szCs w:val="16"/>
                             </w:rPr>
-                            <w:fldChar w:fldCharType="begin"/>
+                            <w:t>{{ contrato</w:t>
                           </w:r>
+                          <w:proofErr w:type="gramEnd"/>
                           <w:r>
                             <w:rPr>
                               <w:rFonts w:ascii="Arial" w:hAnsi="Arial" w:cs="Arial"/>
-                              <w:b/>
-                              <w:bCs/>
                               <w:sz w:val="16"/>
                               <w:szCs w:val="16"/>
                             </w:rPr>
-                            <w:instrText xml:space="preserve"> MERGEFIELD Contrato </w:instrText>
-                          </w:r>
-                          <w:r>
-                            <w:rPr>
-                              <w:rFonts w:ascii="Arial" w:hAnsi="Arial" w:cs="Arial"/>
-                              <w:b/>
-                              <w:bCs/>
-                              <w:sz w:val="16"/>
-                              <w:szCs w:val="16"/>
-                            </w:rPr>
-                            <w:fldChar w:fldCharType="separate"/>
-                          </w:r>
-                          <w:r>
-                            <w:rPr>
-                              <w:rFonts w:ascii="Arial" w:hAnsi="Arial" w:cs="Arial"/>
-                              <w:b/>
-                              <w:bCs/>
-                              <w:noProof/>
-                              <w:sz w:val="16"/>
-                              <w:szCs w:val="16"/>
-                            </w:rPr>
-                            <w:t>{{ contrato }}</w:t>
-                          </w:r>
-                          <w:r>
-                            <w:rPr>
-                              <w:rFonts w:ascii="Arial" w:hAnsi="Arial" w:cs="Arial"/>
-                              <w:b/>
-                              <w:bCs/>
-                              <w:sz w:val="16"/>
-                              <w:szCs w:val="16"/>
-                            </w:rPr>
-                            <w:fldChar w:fldCharType="end"/>
+                            <w:t xml:space="preserve"> }}</w:t>
                           </w:r>
                         </w:p>
                       </w:txbxContent>
                     </wps:txbx>
-                    <wps:bodyPr rot="0" spcFirstLastPara="0" vertOverflow="overflow" horzOverflow="overflow" vert="horz" wrap="square" lIns="91440" tIns="45720" rIns="91440" bIns="45720" numCol="1" spcCol="0" rtlCol="0" fromWordArt="0" anchor="t" anchorCtr="0" forceAA="0" compatLnSpc="1">
+                    <wps:bodyPr rot="0" spcFirstLastPara="0" vertOverflow="clip" horzOverflow="clip" vert="horz" wrap="square" lIns="91440" tIns="45720" rIns="91440" bIns="45720" numCol="1" spcCol="0" rtlCol="0" fromWordArt="0" anchor="t" anchorCtr="0" forceAA="0" compatLnSpc="1">
                       <a:prstTxWarp prst="textNoShape">
                         <a:avLst/>
                       </a:prstTxWarp>
@@ -839,10 +759,10 @@
                   </wps:wsp>
                 </a:graphicData>
               </a:graphic>
-              <wp14:sizeRelH relativeFrom="margin">
+              <wp14:sizeRelH relativeFrom="page">
                 <wp14:pctWidth>0</wp14:pctWidth>
               </wp14:sizeRelH>
-              <wp14:sizeRelV relativeFrom="margin">
+              <wp14:sizeRelV relativeFrom="page">
                 <wp14:pctHeight>0</wp14:pctHeight>
               </wp14:sizeRelV>
             </wp:anchor>
@@ -850,78 +770,43 @@
         </mc:Choice>
         <mc:Fallback>
           <w:pict>
-            <v:shapetype w14:anchorId="121EBA9C" id="_x0000_t202" coordsize="21600,21600" o:spt="202" path="m,l,21600r21600,l21600,xe">
+            <v:shapetype w14:anchorId="46198926" id="_x0000_t202" coordsize="21600,21600" o:spt="202" path="m,l,21600r21600,l21600,xe">
               <v:stroke joinstyle="miter"/>
               <v:path gradientshapeok="t" o:connecttype="rect"/>
             </v:shapetype>
-            <v:shape id="Cuadro de texto 1" o:spid="_x0000_s1026" type="#_x0000_t202" style="position:absolute;margin-left:424.25pt;margin-top:24.95pt;width:67.7pt;height:18.75pt;z-index:251660288;visibility:visible;mso-wrap-style:square;mso-width-percent:0;mso-height-percent:0;mso-wrap-distance-left:9pt;mso-wrap-distance-top:0;mso-wrap-distance-right:9pt;mso-wrap-distance-bottom:0;mso-position-horizontal:absolute;mso-position-horizontal-relative:text;mso-position-vertical:absolute;mso-position-vertical-relative:page;mso-width-percent:0;mso-height-percent:0;mso-width-relative:margin;mso-height-relative:margin;v-text-anchor:top" o:gfxdata="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" filled="f" stroked="f" strokeweight=".5pt">
+            <v:shape id="Cuadro de texto 2" o:spid="_x0000_s1026" type="#_x0000_t202" style="position:absolute;margin-left:510.45pt;margin-top:24.25pt;width:1in;height:23.4pt;z-index:251660288;visibility:visible;mso-wrap-style:square;mso-width-percent:0;mso-height-percent:0;mso-wrap-distance-left:9pt;mso-wrap-distance-top:0;mso-wrap-distance-right:9pt;mso-wrap-distance-bottom:0;mso-position-horizontal:absolute;mso-position-horizontal-relative:page;mso-position-vertical:absolute;mso-position-vertical-relative:page;mso-width-percent:0;mso-height-percent:0;mso-width-relative:page;mso-height-relative:page;v-text-anchor:top" o:gfxdata="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" filled="f" stroked="f" strokeweight=".5pt">
               <v:textbox>
                 <w:txbxContent>
                   <w:p>
                     <w:pPr>
                       <w:rPr>
                         <w:rFonts w:ascii="Arial" w:hAnsi="Arial" w:cs="Arial"/>
-                        <w:b/>
-                        <w:bCs/>
                         <w:sz w:val="16"/>
                         <w:szCs w:val="16"/>
                       </w:rPr>
                     </w:pPr>
+                    <w:proofErr w:type="gramStart"/>
                     <w:r>
                       <w:rPr>
                         <w:rFonts w:ascii="Arial" w:hAnsi="Arial" w:cs="Arial"/>
-                        <w:b/>
-                        <w:bCs/>
                         <w:sz w:val="16"/>
                         <w:szCs w:val="16"/>
                       </w:rPr>
-                      <w:fldChar w:fldCharType="begin"/>
+                      <w:t>{{ contrato</w:t>
                     </w:r>
+                    <w:proofErr w:type="gramEnd"/>
                     <w:r>
                       <w:rPr>
                         <w:rFonts w:ascii="Arial" w:hAnsi="Arial" w:cs="Arial"/>
-                        <w:b/>
-                        <w:bCs/>
                         <w:sz w:val="16"/>
                         <w:szCs w:val="16"/>
                       </w:rPr>
-                      <w:instrText xml:space="preserve"> MERGEFIELD Contrato </w:instrText>
-                    </w:r>
-                    <w:r>
-                      <w:rPr>
-                        <w:rFonts w:ascii="Arial" w:hAnsi="Arial" w:cs="Arial"/>
-                        <w:b/>
-                        <w:bCs/>
-                        <w:sz w:val="16"/>
-                        <w:szCs w:val="16"/>
-                      </w:rPr>
-                      <w:fldChar w:fldCharType="separate"/>
-                    </w:r>
-                    <w:r>
-                      <w:rPr>
-                        <w:rFonts w:ascii="Arial" w:hAnsi="Arial" w:cs="Arial"/>
-                        <w:b/>
-                        <w:bCs/>
-                        <w:noProof/>
-                        <w:sz w:val="16"/>
-                        <w:szCs w:val="16"/>
-                      </w:rPr>
-                      <w:t>{{ contrato }}</w:t>
-                    </w:r>
-                    <w:r>
-                      <w:rPr>
-                        <w:rFonts w:ascii="Arial" w:hAnsi="Arial" w:cs="Arial"/>
-                        <w:b/>
-                        <w:bCs/>
-                        <w:sz w:val="16"/>
-                        <w:szCs w:val="16"/>
-                      </w:rPr>
-                      <w:fldChar w:fldCharType="end"/>
+                      <w:t xml:space="preserve"> }}</w:t>
                     </w:r>
                   </w:p>
                 </w:txbxContent>
               </v:textbox>
-              <w10:wrap anchory="page"/>
+              <w10:wrap anchorx="page" anchory="page"/>
             </v:shape>
           </w:pict>
         </mc:Fallback>
@@ -932,7 +817,7 @@
         <w:noProof/>
       </w:rPr>
       <w:drawing>
-        <wp:anchor distT="0" distB="0" distL="114300" distR="114300" simplePos="0" relativeHeight="251658240" behindDoc="0" locked="0" layoutInCell="1" allowOverlap="1" wp14:anchorId="1CC869EE" wp14:editId="04693461">
+        <wp:anchor distT="0" distB="0" distL="114300" distR="114300" simplePos="0" relativeHeight="251658240" behindDoc="0" locked="0" layoutInCell="1" allowOverlap="1" wp14:anchorId="1CC869EE" wp14:editId="0558F3FD">
           <wp:simplePos x="0" y="0"/>
           <wp:positionH relativeFrom="page">
             <wp:align>right</wp:align>
@@ -987,16 +872,6 @@
         </wp:anchor>
       </w:drawing>
     </w:r>
-  </w:p>
-</w:hdr>
-</file>
-
-<file path=word/header3.xml><?xml version="1.0" encoding="utf-8"?>
-<w:hdr xmlns:wpc="http://schemas.microsoft.com/office/word/2010/wordprocessingCanvas" xmlns:cx="http://schemas.microsoft.com/office/drawing/2014/chartex" xmlns:cx1="http://schemas.microsoft.com/office/drawing/2015/9/8/chartex" xmlns:cx2="http://schemas.microsoft.com/office/drawing/2015/10/21/chartex" xmlns:cx3="http://schemas.microsoft.com/office/drawing/2016/5/9/chartex" xmlns:cx4="http://schemas.microsoft.com/office/drawing/2016/5/10/chartex" xmlns:cx5="http://schemas.microsoft.com/office/drawing/2016/5/11/chartex" xmlns:cx6="http://schemas.microsoft.com/office/drawing/2016/5/12/chartex" xmlns:cx7="http://schemas.microsoft.com/office/drawing/2016/5/13/chartex" xmlns:cx8="http://schemas.microsoft.com/office/drawing/2016/5/14/chartex" xmlns:mc="http://schemas.openxmlformats.org/markup-compatibility/2006" xmlns:aink="http://schemas.microsoft.com/office/drawing/2016/ink" xmlns:am3d="http://schemas.microsoft.com/office/drawing/2017/model3d" xmlns:o="urn:schemas-microsoft-com:office:office" xmlns:oel="http://schemas.microsoft.com/office/2019/extlst" xmlns:r="http://schemas.openxmlformats.org/officeDocument/2006/relationships" xmlns:m="http://schemas.openxmlformats.org/officeDocument/2006/math" xmlns:v="urn:schemas-microsoft-com:vml" xmlns:wp14="http://schemas.microsoft.com/office/word/2010/wordprocessingDrawing" xmlns:wp="http://schemas.openxmlformats.org/drawingml/2006/wordprocessingDrawing" xmlns:w10="urn:schemas-microsoft-com:office:word" xmlns:w="http://schemas.openxmlformats.org/wordprocessingml/2006/main" xmlns:w14="http://schemas.microsoft.com/office/word/2010/wordml" xmlns:w15="http://schemas.microsoft.com/office/word/2012/wordml" xmlns:w16cex="http://schemas.microsoft.com/office/word/2018/wordml/cex" xmlns:w16cid="http://schemas.microsoft.com/office/word/2016/wordml/cid" xmlns:w16="http://schemas.microsoft.com/office/word/2018/wordml" xmlns:w16du="http://schemas.microsoft.com/office/word/2023/wordml/word16du" xmlns:w16sdtdh="http://schemas.microsoft.com/office/word/2020/wordml/sdtdatahash" xmlns:w16sdtfl="http://schemas.microsoft.com/office/word/2024/wordml/sdtformatlock" xmlns:w16se="http://schemas.microsoft.com/office/word/2015/wordml/symex" xmlns:wpg="http://schemas.microsoft.com/office/word/2010/wordprocessingGroup" xmlns:wpi="http://schemas.microsoft.com/office/word/2010/wordprocessingInk" xmlns:wne="http://schemas.microsoft.com/office/word/2006/wordml" xmlns:wps="http://schemas.microsoft.com/office/word/2010/wordprocessingShape" mc:Ignorable="w14 w15 w16se w16cid w16 w16cex w16sdtdh w16sdtfl w16du wp14">
-  <w:p>
-    <w:pPr>
-      <w:pStyle w:val="Encabezado"/>
-    </w:pPr>
   </w:p>
 </w:hdr>
 </file>
